--- a/docs/manuals/FNU-Job-Placement-super_admin-Manual.docx
+++ b/docs/manuals/FNU-Job-Placement-super_admin-Manual.docx
@@ -755,7 +755,7 @@
         <w:pStyle w:val="Normal"/>
       </w:pPr>
       <w:r>
-        <w:t xml:space="preserve">Forgotten password: self-service recovery is not implemented in this version. Ask an administrator to reset a student/employer password, or a super administrator to reset a staff password. Arrange the replacement privately.</w:t>
+        <w:t xml:space="preserve">Forgotten password: select Forgot Password on Login, enter your account email, and select Send reset link. Check your inbox and spam folder. Open the single-use link within 60 minutes and enter a new password of at least 8 characters twice. Wait at least one minute between link requests. Resetting a password does not approve or unblock an account or verify its email. If email recovery is unavailable, contact an administrator for student/employer accounts or a super administrator for staff accounts.</w:t>
       </w:r>
     </w:p>
     <w:p>

--- a/docs/manuals/FNU-Job-Placement-super_admin-Manual.docx
+++ b/docs/manuals/FNU-Job-Placement-super_admin-Manual.docx
@@ -87,71 +87,79 @@
         <w:pStyle w:val="Normal"/>
       </w:pPr>
       <w:r>
-        <w:t xml:space="preserve">4. Daily administrator workflow</w:t>
-      </w:r>
-    </w:p>
-    <w:p>
-      <w:pPr>
-        <w:pStyle w:val="Normal"/>
-      </w:pPr>
-      <w:r>
-        <w:t xml:space="preserve">5. Students and employer contacts</w:t>
-      </w:r>
-    </w:p>
-    <w:p>
-      <w:pPr>
-        <w:pStyle w:val="Normal"/>
-      </w:pPr>
-      <w:r>
-        <w:t xml:space="preserve">6. Organizations and requests</w:t>
-      </w:r>
-    </w:p>
-    <w:p>
-      <w:pPr>
-        <w:pStyle w:val="Normal"/>
-      </w:pPr>
-      <w:r>
-        <w:t xml:space="preserve">7. Jobs and application decisions</w:t>
-      </w:r>
-    </w:p>
-    <w:p>
-      <w:pPr>
-        <w:pStyle w:val="Normal"/>
-      </w:pPr>
-      <w:r>
-        <w:t xml:space="preserve">8. System setup</w:t>
-      </w:r>
-    </w:p>
-    <w:p>
-      <w:pPr>
-        <w:pStyle w:val="Normal"/>
-      </w:pPr>
-      <w:r>
-        <w:t xml:space="preserve">9. Dashboard reports and exports</w:t>
-      </w:r>
-    </w:p>
-    <w:p>
-      <w:pPr>
-        <w:pStyle w:val="Normal"/>
-      </w:pPr>
-      <w:r>
-        <w:t xml:space="preserve">10. Feedback review</w:t>
-      </w:r>
-    </w:p>
-    <w:p>
-      <w:pPr>
-        <w:pStyle w:val="Normal"/>
-      </w:pPr>
-      <w:r>
-        <w:t xml:space="preserve">11. Account settings and security</w:t>
-      </w:r>
-    </w:p>
-    <w:p>
-      <w:pPr>
-        <w:pStyle w:val="Normal"/>
-      </w:pPr>
-      <w:r>
-        <w:t xml:space="preserve">12. Troubleshooting and support</w:t>
+        <w:t xml:space="preserve">4. Check email delivery</w:t>
+      </w:r>
+    </w:p>
+    <w:p>
+      <w:pPr>
+        <w:pStyle w:val="Normal"/>
+      </w:pPr>
+      <w:r>
+        <w:t xml:space="preserve">5. Daily administrator workflow</w:t>
+      </w:r>
+    </w:p>
+    <w:p>
+      <w:pPr>
+        <w:pStyle w:val="Normal"/>
+      </w:pPr>
+      <w:r>
+        <w:t xml:space="preserve">6. Students and employer contacts</w:t>
+      </w:r>
+    </w:p>
+    <w:p>
+      <w:pPr>
+        <w:pStyle w:val="Normal"/>
+      </w:pPr>
+      <w:r>
+        <w:t xml:space="preserve">7. Organizations and requests</w:t>
+      </w:r>
+    </w:p>
+    <w:p>
+      <w:pPr>
+        <w:pStyle w:val="Normal"/>
+      </w:pPr>
+      <w:r>
+        <w:t xml:space="preserve">8. Jobs and application decisions</w:t>
+      </w:r>
+    </w:p>
+    <w:p>
+      <w:pPr>
+        <w:pStyle w:val="Normal"/>
+      </w:pPr>
+      <w:r>
+        <w:t xml:space="preserve">9. System setup</w:t>
+      </w:r>
+    </w:p>
+    <w:p>
+      <w:pPr>
+        <w:pStyle w:val="Normal"/>
+      </w:pPr>
+      <w:r>
+        <w:t xml:space="preserve">10. Dashboard reports and exports</w:t>
+      </w:r>
+    </w:p>
+    <w:p>
+      <w:pPr>
+        <w:pStyle w:val="Normal"/>
+      </w:pPr>
+      <w:r>
+        <w:t xml:space="preserve">11. Feedback review</w:t>
+      </w:r>
+    </w:p>
+    <w:p>
+      <w:pPr>
+        <w:pStyle w:val="Normal"/>
+      </w:pPr>
+      <w:r>
+        <w:t xml:space="preserve">12. Account settings and security</w:t>
+      </w:r>
+    </w:p>
+    <w:p>
+      <w:pPr>
+        <w:pStyle w:val="Normal"/>
+      </w:pPr>
+      <w:r>
+        <w:t xml:space="preserve">13. Troubleshooting and support</w:t>
       </w:r>
     </w:p>
     <w:p>
@@ -287,6 +295,67 @@
       </w:pPr>
       <w:r>
         <w:t xml:space="preserve">User-account deletion, application deletion, and organization deletion are super-admin-only actions. Do not assume a deleted record can be restored through the portal.</w:t>
+      </w:r>
+    </w:p>
+    <w:p>
+      <w:r>
+        <w:br w:type="page"/>
+      </w:r>
+    </w:p>
+    <w:p>
+      <w:pPr>
+        <w:pStyle w:val="Heading1"/>
+      </w:pPr>
+      <w:r>
+        <w:t xml:space="preserve">Check email delivery</w:t>
+      </w:r>
+    </w:p>
+    <w:p>
+      <w:pPr>
+        <w:pStyle w:val="Normal"/>
+      </w:pPr>
+      <w:r>
+        <w:t xml:space="preserve">1. Open System Setup &gt; Email Test in the admin sidebar. This option is available only to super administrators.</w:t>
+      </w:r>
+    </w:p>
+    <w:p>
+      <w:pPr>
+        <w:pStyle w:val="Normal"/>
+      </w:pPr>
+      <w:r>
+        <w:t xml:space="preserve">2. Review the configured mailer and sender address. Keep your account email as the recipient or enter another mailbox you can check.</w:t>
+      </w:r>
+    </w:p>
+    <w:p>
+      <w:pPr>
+        <w:pStyle w:val="Normal"/>
+      </w:pPr>
+      <w:r>
+        <w:t xml:space="preserve">3. Select Send Test Email. The message is sent immediately, without a queue worker. You can make up to three attempts per minute.</w:t>
+      </w:r>
+    </w:p>
+    <w:p>
+      <w:pPr>
+        <w:pStyle w:val="Normal"/>
+      </w:pPr>
+      <w:r>
+        <w:t xml:space="preserve">4. Read the result, then check the recipient inbox and spam folder for the FNU Job Placement - Test Email message. Its timestamp identifies the test.</w:t>
+      </w:r>
+    </w:p>
+    <w:p>
+      <w:pPr>
+        <w:pStyle w:val="Normal"/>
+      </w:pPr>
+      <w:r>
+        <w:t xml:space="preserve">A successful send request does not guarantee delivery. Log/array mailers do not deliver email, and multi-transport mailers may use a local-only fallback. Confirm receipt before concluding that email works.</w:t>
+      </w:r>
+    </w:p>
+    <w:p>
+      <w:pPr>
+        <w:pStyle w:val="Normal"/>
+      </w:pPr>
+      <w:r>
+        <w:t xml:space="preserve">If sending fails, ask the system maintainer to review the mail server configuration and application logs. Mail server credentials are not shown on this page.</w:t>
       </w:r>
     </w:p>
     <w:p>
